--- a/New HSSE Management System 2026/Templates/01-DAN-TMP-HSE-000008__Jun_2026_REV01_Witness_Statement_Form.docx
+++ b/New HSSE Management System 2026/Templates/01-DAN-TMP-HSE-000008__Jun_2026_REV01_Witness_Statement_Form.docx
@@ -28,7 +28,7 @@
             <w:pPr>
               <w:pStyle w:val="NoSpacing"/>
               <w:rPr>
-                <w:rFonts w:ascii="Readex Pro Light" w:hAnsi="Readex Pro Light" w:cs="Readex Pro Light"/>
+                <w:rFonts w:ascii="Tahoma" w:hAnsi="Tahoma" w:cs="Tahoma"/>
                 <w:color w:val="FFFFFF" w:themeColor="background1"/>
                 <w:sz w:val="18"/>
                 <w:szCs w:val="18"/>
@@ -36,7 +36,7 @@
             </w:pPr>
             <w:r>
               <w:rPr>
-                <w:rFonts w:ascii="Readex Pro Light" w:hAnsi="Readex Pro Light" w:cs="Readex Pro Light"/>
+                <w:rFonts w:ascii="Tahoma" w:hAnsi="Tahoma" w:cs="Tahoma"/>
                 <w:color w:val="FFFFFF" w:themeColor="background1"/>
                 <w:sz w:val="18"/>
                 <w:szCs w:val="18"/>
@@ -59,14 +59,14 @@
             <w:pPr>
               <w:pStyle w:val="NoSpacing"/>
               <w:rPr>
-                <w:rFonts w:ascii="Readex Pro Light" w:hAnsi="Readex Pro Light" w:cs="Readex Pro Light"/>
+                <w:rFonts w:ascii="Tahoma" w:hAnsi="Tahoma" w:cs="Tahoma"/>
                 <w:sz w:val="18"/>
                 <w:szCs w:val="18"/>
               </w:rPr>
             </w:pPr>
             <w:r>
               <w:rPr>
-                <w:rFonts w:ascii="Readex Pro Light" w:hAnsi="Readex Pro Light" w:cs="Readex Pro Light"/>
+                <w:rFonts w:ascii="Tahoma" w:hAnsi="Tahoma" w:cs="Tahoma"/>
                 <w:sz w:val="18"/>
                 <w:szCs w:val="18"/>
               </w:rPr>
@@ -77,7 +77,7 @@
             <w:pPr>
               <w:pStyle w:val="NoSpacing"/>
               <w:rPr>
-                <w:rFonts w:ascii="Readex Pro Light" w:hAnsi="Readex Pro Light" w:cs="Readex Pro Light"/>
+                <w:rFonts w:ascii="Tahoma" w:hAnsi="Tahoma" w:cs="Tahoma"/>
                 <w:sz w:val="18"/>
                 <w:szCs w:val="18"/>
               </w:rPr>
@@ -92,14 +92,14 @@
             <w:pPr>
               <w:pStyle w:val="NoSpacing"/>
               <w:rPr>
-                <w:rFonts w:ascii="Readex Pro Light" w:hAnsi="Readex Pro Light" w:cs="Readex Pro Light"/>
+                <w:rFonts w:ascii="Tahoma" w:hAnsi="Tahoma" w:cs="Tahoma"/>
                 <w:sz w:val="18"/>
                 <w:szCs w:val="18"/>
               </w:rPr>
             </w:pPr>
             <w:r>
               <w:rPr>
-                <w:rFonts w:ascii="Readex Pro Light" w:hAnsi="Readex Pro Light" w:cs="Readex Pro Light"/>
+                <w:rFonts w:ascii="Tahoma" w:hAnsi="Tahoma" w:cs="Tahoma"/>
                 <w:sz w:val="18"/>
                 <w:szCs w:val="18"/>
               </w:rPr>
@@ -121,14 +121,14 @@
             <w:pPr>
               <w:pStyle w:val="NoSpacing"/>
               <w:rPr>
-                <w:rFonts w:ascii="Readex Pro Light" w:hAnsi="Readex Pro Light" w:cs="Readex Pro Light"/>
+                <w:rFonts w:ascii="Tahoma" w:hAnsi="Tahoma" w:cs="Tahoma"/>
                 <w:sz w:val="18"/>
                 <w:szCs w:val="18"/>
               </w:rPr>
             </w:pPr>
             <w:r>
               <w:rPr>
-                <w:rFonts w:ascii="Readex Pro Light" w:hAnsi="Readex Pro Light" w:cs="Readex Pro Light"/>
+                <w:rFonts w:ascii="Tahoma" w:hAnsi="Tahoma" w:cs="Tahoma"/>
                 <w:sz w:val="18"/>
                 <w:szCs w:val="18"/>
               </w:rPr>
@@ -139,7 +139,7 @@
             <w:pPr>
               <w:pStyle w:val="NoSpacing"/>
               <w:rPr>
-                <w:rFonts w:ascii="Readex Pro Light" w:hAnsi="Readex Pro Light" w:cs="Readex Pro Light"/>
+                <w:rFonts w:ascii="Tahoma" w:hAnsi="Tahoma" w:cs="Tahoma"/>
                 <w:sz w:val="18"/>
                 <w:szCs w:val="18"/>
               </w:rPr>
@@ -154,14 +154,14 @@
             <w:pPr>
               <w:pStyle w:val="NoSpacing"/>
               <w:rPr>
-                <w:rFonts w:ascii="Readex Pro Light" w:hAnsi="Readex Pro Light" w:cs="Readex Pro Light"/>
+                <w:rFonts w:ascii="Tahoma" w:hAnsi="Tahoma" w:cs="Tahoma"/>
                 <w:sz w:val="18"/>
                 <w:szCs w:val="18"/>
               </w:rPr>
             </w:pPr>
             <w:r>
               <w:rPr>
-                <w:rFonts w:ascii="Readex Pro Light" w:hAnsi="Readex Pro Light" w:cs="Readex Pro Light"/>
+                <w:rFonts w:ascii="Tahoma" w:hAnsi="Tahoma" w:cs="Tahoma"/>
                 <w:sz w:val="18"/>
                 <w:szCs w:val="18"/>
               </w:rPr>
@@ -174,7 +174,7 @@
     <w:p>
       <w:pPr>
         <w:rPr>
-          <w:rFonts w:ascii="Readex Pro Light" w:hAnsi="Readex Pro Light" w:cs="Readex Pro Light"/>
+          <w:rFonts w:ascii="Tahoma" w:hAnsi="Tahoma" w:cs="Tahoma"/>
           <w:sz w:val="18"/>
           <w:szCs w:val="18"/>
         </w:rPr>
@@ -208,7 +208,7 @@
             <w:pPr>
               <w:pStyle w:val="NoSpacing"/>
               <w:rPr>
-                <w:rFonts w:ascii="Readex Pro Light" w:hAnsi="Readex Pro Light" w:cs="Readex Pro Light"/>
+                <w:rFonts w:ascii="Tahoma" w:hAnsi="Tahoma" w:cs="Tahoma"/>
                 <w:color w:val="FFFFFF" w:themeColor="background1"/>
                 <w:sz w:val="18"/>
                 <w:szCs w:val="18"/>
@@ -216,7 +216,7 @@
             </w:pPr>
             <w:r>
               <w:rPr>
-                <w:rFonts w:ascii="Readex Pro Light" w:hAnsi="Readex Pro Light" w:cs="Readex Pro Light"/>
+                <w:rFonts w:ascii="Tahoma" w:hAnsi="Tahoma" w:cs="Tahoma"/>
                 <w:color w:val="FFFFFF" w:themeColor="background1"/>
                 <w:sz w:val="18"/>
                 <w:szCs w:val="18"/>
@@ -239,14 +239,14 @@
           <w:p>
             <w:pPr>
               <w:rPr>
-                <w:rFonts w:ascii="Readex Pro Light" w:hAnsi="Readex Pro Light" w:cs="Readex Pro Light"/>
+                <w:rFonts w:ascii="Tahoma" w:hAnsi="Tahoma" w:cs="Tahoma"/>
                 <w:sz w:val="18"/>
                 <w:szCs w:val="18"/>
               </w:rPr>
             </w:pPr>
             <w:r>
               <w:rPr>
-                <w:rFonts w:ascii="Readex Pro Light" w:hAnsi="Readex Pro Light" w:cs="Readex Pro Light"/>
+                <w:rFonts w:ascii="Tahoma" w:hAnsi="Tahoma" w:cs="Tahoma"/>
                 <w:sz w:val="18"/>
                 <w:szCs w:val="18"/>
               </w:rPr>
@@ -262,14 +262,14 @@
           <w:p>
             <w:pPr>
               <w:rPr>
-                <w:rFonts w:ascii="Readex Pro Light" w:hAnsi="Readex Pro Light" w:cs="Readex Pro Light"/>
+                <w:rFonts w:ascii="Tahoma" w:hAnsi="Tahoma" w:cs="Tahoma"/>
                 <w:sz w:val="18"/>
                 <w:szCs w:val="18"/>
               </w:rPr>
             </w:pPr>
             <w:r>
               <w:rPr>
-                <w:rFonts w:ascii="Readex Pro Light" w:hAnsi="Readex Pro Light" w:cs="Readex Pro Light"/>
+                <w:rFonts w:ascii="Tahoma" w:hAnsi="Tahoma" w:cs="Tahoma"/>
                 <w:sz w:val="18"/>
                 <w:szCs w:val="18"/>
               </w:rPr>
@@ -285,14 +285,14 @@
           <w:p>
             <w:pPr>
               <w:rPr>
-                <w:rFonts w:ascii="Readex Pro Light" w:hAnsi="Readex Pro Light" w:cs="Readex Pro Light"/>
+                <w:rFonts w:ascii="Tahoma" w:hAnsi="Tahoma" w:cs="Tahoma"/>
                 <w:sz w:val="18"/>
                 <w:szCs w:val="18"/>
               </w:rPr>
             </w:pPr>
             <w:r>
               <w:rPr>
-                <w:rFonts w:ascii="Readex Pro Light" w:hAnsi="Readex Pro Light" w:cs="Readex Pro Light"/>
+                <w:rFonts w:ascii="Tahoma" w:hAnsi="Tahoma" w:cs="Tahoma"/>
                 <w:sz w:val="18"/>
                 <w:szCs w:val="18"/>
               </w:rPr>
@@ -308,14 +308,14 @@
           <w:p>
             <w:pPr>
               <w:rPr>
-                <w:rFonts w:ascii="Readex Pro Light" w:hAnsi="Readex Pro Light" w:cs="Readex Pro Light"/>
+                <w:rFonts w:ascii="Tahoma" w:hAnsi="Tahoma" w:cs="Tahoma"/>
                 <w:sz w:val="18"/>
                 <w:szCs w:val="18"/>
               </w:rPr>
             </w:pPr>
             <w:r>
               <w:rPr>
-                <w:rFonts w:ascii="Readex Pro Light" w:hAnsi="Readex Pro Light" w:cs="Readex Pro Light"/>
+                <w:rFonts w:ascii="Tahoma" w:hAnsi="Tahoma" w:cs="Tahoma"/>
                 <w:sz w:val="18"/>
                 <w:szCs w:val="18"/>
               </w:rPr>
@@ -336,7 +336,7 @@
           <w:p>
             <w:pPr>
               <w:rPr>
-                <w:rFonts w:ascii="Readex Pro Light" w:hAnsi="Readex Pro Light" w:cs="Readex Pro Light"/>
+                <w:rFonts w:ascii="Tahoma" w:hAnsi="Tahoma" w:cs="Tahoma"/>
                 <w:sz w:val="18"/>
                 <w:szCs w:val="18"/>
               </w:rPr>
@@ -350,7 +350,7 @@
           <w:p>
             <w:pPr>
               <w:rPr>
-                <w:rFonts w:ascii="Readex Pro Light" w:hAnsi="Readex Pro Light" w:cs="Readex Pro Light"/>
+                <w:rFonts w:ascii="Tahoma" w:hAnsi="Tahoma" w:cs="Tahoma"/>
                 <w:sz w:val="18"/>
                 <w:szCs w:val="18"/>
               </w:rPr>
@@ -364,7 +364,7 @@
           <w:p>
             <w:pPr>
               <w:rPr>
-                <w:rFonts w:ascii="Readex Pro Light" w:hAnsi="Readex Pro Light" w:cs="Readex Pro Light"/>
+                <w:rFonts w:ascii="Tahoma" w:hAnsi="Tahoma" w:cs="Tahoma"/>
                 <w:sz w:val="18"/>
                 <w:szCs w:val="18"/>
               </w:rPr>
@@ -378,7 +378,7 @@
           <w:p>
             <w:pPr>
               <w:rPr>
-                <w:rFonts w:ascii="Readex Pro Light" w:hAnsi="Readex Pro Light" w:cs="Readex Pro Light"/>
+                <w:rFonts w:ascii="Tahoma" w:hAnsi="Tahoma" w:cs="Tahoma"/>
                 <w:sz w:val="18"/>
                 <w:szCs w:val="18"/>
               </w:rPr>
@@ -390,7 +390,7 @@
     <w:p>
       <w:pPr>
         <w:rPr>
-          <w:rFonts w:ascii="Readex Pro Light" w:hAnsi="Readex Pro Light" w:cs="Readex Pro Light"/>
+          <w:rFonts w:ascii="Tahoma" w:hAnsi="Tahoma" w:cs="Tahoma"/>
           <w:sz w:val="18"/>
           <w:szCs w:val="18"/>
         </w:rPr>
@@ -420,7 +420,7 @@
             <w:pPr>
               <w:pStyle w:val="NoSpacing"/>
               <w:rPr>
-                <w:rFonts w:ascii="Readex Pro Light" w:hAnsi="Readex Pro Light" w:cs="Readex Pro Light"/>
+                <w:rFonts w:ascii="Tahoma" w:hAnsi="Tahoma" w:cs="Tahoma"/>
                 <w:color w:val="FFFFFF" w:themeColor="background1"/>
                 <w:sz w:val="18"/>
                 <w:szCs w:val="18"/>
@@ -428,7 +428,7 @@
             </w:pPr>
             <w:r>
               <w:rPr>
-                <w:rFonts w:ascii="Readex Pro Light" w:hAnsi="Readex Pro Light" w:cs="Readex Pro Light"/>
+                <w:rFonts w:ascii="Tahoma" w:hAnsi="Tahoma" w:cs="Tahoma"/>
                 <w:color w:val="FFFFFF" w:themeColor="background1"/>
                 <w:sz w:val="18"/>
                 <w:szCs w:val="18"/>
@@ -452,7 +452,7 @@
             <w:pPr>
               <w:pStyle w:val="NoSpacing"/>
               <w:rPr>
-                <w:rFonts w:ascii="Readex Pro Light" w:hAnsi="Readex Pro Light" w:cs="Readex Pro Light"/>
+                <w:rFonts w:ascii="Tahoma" w:hAnsi="Tahoma" w:cs="Tahoma"/>
                 <w:color w:val="FFFFFF" w:themeColor="background1"/>
                 <w:sz w:val="18"/>
                 <w:szCs w:val="18"/>
@@ -460,7 +460,7 @@
             </w:pPr>
             <w:r>
               <w:rPr>
-                <w:rFonts w:ascii="Readex Pro Light" w:hAnsi="Readex Pro Light" w:cs="Readex Pro Light"/>
+                <w:rFonts w:ascii="Tahoma" w:hAnsi="Tahoma" w:cs="Tahoma"/>
                 <w:color w:val="FFFFFF" w:themeColor="background1"/>
                 <w:sz w:val="18"/>
                 <w:szCs w:val="18"/>
@@ -487,14 +487,14 @@
                 <w:numId w:val="1"/>
               </w:numPr>
               <w:rPr>
-                <w:rFonts w:ascii="Readex Pro Light" w:hAnsi="Readex Pro Light" w:cs="Readex Pro Light"/>
+                <w:rFonts w:ascii="Tahoma" w:hAnsi="Tahoma" w:cs="Tahoma"/>
                 <w:sz w:val="18"/>
                 <w:szCs w:val="18"/>
               </w:rPr>
             </w:pPr>
             <w:r>
               <w:rPr>
-                <w:rFonts w:ascii="Readex Pro Light" w:hAnsi="Readex Pro Light" w:cs="Readex Pro Light"/>
+                <w:rFonts w:ascii="Tahoma" w:hAnsi="Tahoma" w:cs="Tahoma"/>
                 <w:sz w:val="18"/>
                 <w:szCs w:val="18"/>
               </w:rPr>
@@ -515,7 +515,7 @@
           <w:p>
             <w:pPr>
               <w:rPr>
-                <w:rFonts w:ascii="Readex Pro Light" w:hAnsi="Readex Pro Light" w:cs="Readex Pro Light"/>
+                <w:rFonts w:ascii="Tahoma" w:hAnsi="Tahoma" w:cs="Tahoma"/>
                 <w:sz w:val="18"/>
                 <w:szCs w:val="18"/>
               </w:rPr>
@@ -540,14 +540,14 @@
                 <w:numId w:val="1"/>
               </w:numPr>
               <w:rPr>
-                <w:rFonts w:ascii="Readex Pro Light" w:hAnsi="Readex Pro Light" w:cs="Readex Pro Light"/>
+                <w:rFonts w:ascii="Tahoma" w:hAnsi="Tahoma" w:cs="Tahoma"/>
                 <w:sz w:val="18"/>
                 <w:szCs w:val="18"/>
               </w:rPr>
             </w:pPr>
             <w:r>
               <w:rPr>
-                <w:rFonts w:ascii="Readex Pro Light" w:hAnsi="Readex Pro Light" w:cs="Readex Pro Light"/>
+                <w:rFonts w:ascii="Tahoma" w:hAnsi="Tahoma" w:cs="Tahoma"/>
                 <w:sz w:val="18"/>
                 <w:szCs w:val="18"/>
               </w:rPr>
@@ -569,7 +569,7 @@
             <w:pPr>
               <w:pStyle w:val="NoSpacing"/>
               <w:rPr>
-                <w:rFonts w:ascii="Readex Pro Light" w:hAnsi="Readex Pro Light" w:cs="Readex Pro Light"/>
+                <w:rFonts w:ascii="Tahoma" w:hAnsi="Tahoma" w:cs="Tahoma"/>
                 <w:sz w:val="18"/>
                 <w:szCs w:val="18"/>
               </w:rPr>
@@ -594,14 +594,14 @@
                 <w:numId w:val="1"/>
               </w:numPr>
               <w:rPr>
-                <w:rFonts w:ascii="Readex Pro Light" w:hAnsi="Readex Pro Light" w:cs="Readex Pro Light"/>
+                <w:rFonts w:ascii="Tahoma" w:hAnsi="Tahoma" w:cs="Tahoma"/>
                 <w:sz w:val="18"/>
                 <w:szCs w:val="18"/>
               </w:rPr>
             </w:pPr>
             <w:r>
               <w:rPr>
-                <w:rFonts w:ascii="Readex Pro Light" w:hAnsi="Readex Pro Light" w:cs="Readex Pro Light"/>
+                <w:rFonts w:ascii="Tahoma" w:hAnsi="Tahoma" w:cs="Tahoma"/>
                 <w:sz w:val="18"/>
                 <w:szCs w:val="18"/>
               </w:rPr>
@@ -623,7 +623,7 @@
             <w:pPr>
               <w:pStyle w:val="NoSpacing"/>
               <w:rPr>
-                <w:rFonts w:ascii="Readex Pro Light" w:hAnsi="Readex Pro Light" w:cs="Readex Pro Light"/>
+                <w:rFonts w:ascii="Tahoma" w:hAnsi="Tahoma" w:cs="Tahoma"/>
                 <w:sz w:val="18"/>
                 <w:szCs w:val="18"/>
               </w:rPr>
@@ -648,14 +648,14 @@
                 <w:numId w:val="1"/>
               </w:numPr>
               <w:rPr>
-                <w:rFonts w:ascii="Readex Pro Light" w:hAnsi="Readex Pro Light" w:cs="Readex Pro Light"/>
+                <w:rFonts w:ascii="Tahoma" w:hAnsi="Tahoma" w:cs="Tahoma"/>
                 <w:sz w:val="18"/>
                 <w:szCs w:val="18"/>
               </w:rPr>
             </w:pPr>
             <w:r>
               <w:rPr>
-                <w:rFonts w:ascii="Readex Pro Light" w:hAnsi="Readex Pro Light" w:cs="Readex Pro Light"/>
+                <w:rFonts w:ascii="Tahoma" w:hAnsi="Tahoma" w:cs="Tahoma"/>
                 <w:sz w:val="18"/>
                 <w:szCs w:val="18"/>
               </w:rPr>
@@ -677,7 +677,7 @@
             <w:pPr>
               <w:pStyle w:val="NoSpacing"/>
               <w:rPr>
-                <w:rFonts w:ascii="Readex Pro Light" w:hAnsi="Readex Pro Light" w:cs="Readex Pro Light"/>
+                <w:rFonts w:ascii="Tahoma" w:hAnsi="Tahoma" w:cs="Tahoma"/>
                 <w:sz w:val="18"/>
                 <w:szCs w:val="18"/>
               </w:rPr>
@@ -702,14 +702,14 @@
                 <w:numId w:val="1"/>
               </w:numPr>
               <w:rPr>
-                <w:rFonts w:ascii="Readex Pro Light" w:hAnsi="Readex Pro Light" w:cs="Readex Pro Light"/>
+                <w:rFonts w:ascii="Tahoma" w:hAnsi="Tahoma" w:cs="Tahoma"/>
                 <w:sz w:val="18"/>
                 <w:szCs w:val="18"/>
               </w:rPr>
             </w:pPr>
             <w:r>
               <w:rPr>
-                <w:rFonts w:ascii="Readex Pro Light" w:hAnsi="Readex Pro Light" w:cs="Readex Pro Light"/>
+                <w:rFonts w:ascii="Tahoma" w:hAnsi="Tahoma" w:cs="Tahoma"/>
                 <w:sz w:val="18"/>
                 <w:szCs w:val="18"/>
               </w:rPr>
@@ -731,7 +731,7 @@
             <w:pPr>
               <w:pStyle w:val="NoSpacing"/>
               <w:rPr>
-                <w:rFonts w:ascii="Readex Pro Light" w:hAnsi="Readex Pro Light" w:cs="Readex Pro Light"/>
+                <w:rFonts w:ascii="Tahoma" w:hAnsi="Tahoma" w:cs="Tahoma"/>
                 <w:sz w:val="18"/>
                 <w:szCs w:val="18"/>
               </w:rPr>
@@ -752,14 +752,14 @@
             <w:pPr>
               <w:pStyle w:val="NoSpacing"/>
               <w:rPr>
-                <w:rFonts w:ascii="Readex Pro Light" w:hAnsi="Readex Pro Light" w:cs="Readex Pro Light"/>
+                <w:rFonts w:ascii="Tahoma" w:hAnsi="Tahoma" w:cs="Tahoma"/>
                 <w:sz w:val="18"/>
                 <w:szCs w:val="18"/>
               </w:rPr>
             </w:pPr>
             <w:r>
               <w:rPr>
-                <w:rFonts w:ascii="Readex Pro Light" w:hAnsi="Readex Pro Light" w:cs="Readex Pro Light"/>
+                <w:rFonts w:ascii="Tahoma" w:hAnsi="Tahoma" w:cs="Tahoma"/>
                 <w:sz w:val="18"/>
                 <w:szCs w:val="18"/>
               </w:rPr>
@@ -781,7 +781,7 @@
             <w:pPr>
               <w:pStyle w:val="NoSpacing"/>
               <w:rPr>
-                <w:rFonts w:ascii="Readex Pro Light" w:hAnsi="Readex Pro Light" w:cs="Readex Pro Light"/>
+                <w:rFonts w:ascii="Tahoma" w:hAnsi="Tahoma" w:cs="Tahoma"/>
                 <w:sz w:val="18"/>
                 <w:szCs w:val="18"/>
               </w:rPr>
@@ -802,14 +802,14 @@
             <w:pPr>
               <w:pStyle w:val="NoSpacing"/>
               <w:rPr>
-                <w:rFonts w:ascii="Readex Pro Light" w:hAnsi="Readex Pro Light" w:cs="Readex Pro Light"/>
+                <w:rFonts w:ascii="Tahoma" w:hAnsi="Tahoma" w:cs="Tahoma"/>
                 <w:sz w:val="18"/>
                 <w:szCs w:val="18"/>
               </w:rPr>
             </w:pPr>
             <w:r>
               <w:rPr>
-                <w:rFonts w:ascii="Readex Pro Light" w:hAnsi="Readex Pro Light" w:cs="Readex Pro Light"/>
+                <w:rFonts w:ascii="Tahoma" w:hAnsi="Tahoma" w:cs="Tahoma"/>
                 <w:sz w:val="18"/>
                 <w:szCs w:val="18"/>
               </w:rPr>
@@ -831,7 +831,7 @@
             <w:pPr>
               <w:pStyle w:val="NoSpacing"/>
               <w:rPr>
-                <w:rFonts w:ascii="Readex Pro Light" w:hAnsi="Readex Pro Light" w:cs="Readex Pro Light"/>
+                <w:rFonts w:ascii="Tahoma" w:hAnsi="Tahoma" w:cs="Tahoma"/>
                 <w:sz w:val="18"/>
                 <w:szCs w:val="18"/>
               </w:rPr>
@@ -843,7 +843,7 @@
     <w:p>
       <w:pPr>
         <w:rPr>
-          <w:rFonts w:ascii="Readex Pro Light" w:hAnsi="Readex Pro Light" w:cs="Readex Pro Light"/>
+          <w:rFonts w:ascii="Tahoma" w:hAnsi="Tahoma" w:cs="Tahoma"/>
           <w:sz w:val="18"/>
           <w:szCs w:val="18"/>
         </w:rPr>
@@ -981,7 +981,7 @@
       <w:pStyle w:val="Header"/>
       <w:jc w:val="center"/>
       <w:rPr>
-        <w:rFonts w:ascii="Readex Pro Medium" w:hAnsi="Readex Pro Medium" w:cs="Readex Pro Medium"/>
+        <w:rFonts w:ascii="Tahoma" w:hAnsi="Tahoma" w:cs="Tahoma"/>
         <w:sz w:val="40"/>
         <w:szCs w:val="40"/>
       </w:rPr>
@@ -1064,7 +1064,7 @@
                         <w:p>
                           <w:pPr>
                             <w:rPr>
-                              <w:rFonts w:ascii="Readex Pro Light" w:hAnsi="Readex Pro Light" w:cs="Readex Pro Light"/>
+                              <w:rFonts w:ascii="Tahoma" w:hAnsi="Tahoma" w:cs="Tahoma"/>
                               <w:color w:val="542A12"/>
                               <w:sz w:val="14"/>
                               <w:szCs w:val="14"/>
@@ -1072,7 +1072,7 @@
                           </w:pPr>
                           <w:r>
                             <w:rPr>
-                              <w:rFonts w:ascii="Readex Pro Light" w:hAnsi="Readex Pro Light" w:cs="Readex Pro Light"/>
+                              <w:rFonts w:ascii="Tahoma" w:hAnsi="Tahoma" w:cs="Tahoma"/>
                               <w:color w:val="542A12"/>
                               <w:sz w:val="14"/>
                               <w:szCs w:val="14"/>
@@ -1081,7 +1081,7 @@
                           </w:r>
                           <w:r>
                             <w:rPr>
-                              <w:rFonts w:ascii="Readex Pro Light" w:hAnsi="Readex Pro Light" w:cs="Readex Pro Light"/>
+                              <w:rFonts w:ascii="Tahoma" w:hAnsi="Tahoma" w:cs="Tahoma"/>
                               <w:color w:val="542A12"/>
                               <w:sz w:val="14"/>
                               <w:szCs w:val="14"/>
@@ -1090,7 +1090,7 @@
                           </w:r>
                           <w:r>
                             <w:rPr>
-                              <w:rFonts w:ascii="Readex Pro Light" w:hAnsi="Readex Pro Light" w:cs="Readex Pro Light"/>
+                              <w:rFonts w:ascii="Tahoma" w:hAnsi="Tahoma" w:cs="Tahoma"/>
                               <w:color w:val="542A12"/>
                               <w:sz w:val="14"/>
                               <w:szCs w:val="14"/>
@@ -1127,7 +1127,7 @@
                   <w:p>
                     <w:pPr>
                       <w:rPr>
-                        <w:rFonts w:ascii="Readex Pro Light" w:hAnsi="Readex Pro Light" w:cs="Readex Pro Light"/>
+                        <w:rFonts w:ascii="Tahoma" w:hAnsi="Tahoma" w:cs="Tahoma"/>
                         <w:color w:val="542A12"/>
                         <w:sz w:val="14"/>
                         <w:szCs w:val="14"/>
@@ -1135,7 +1135,7 @@
                     </w:pPr>
                     <w:r>
                       <w:rPr>
-                        <w:rFonts w:ascii="Readex Pro Light" w:hAnsi="Readex Pro Light" w:cs="Readex Pro Light"/>
+                        <w:rFonts w:ascii="Tahoma" w:hAnsi="Tahoma" w:cs="Tahoma"/>
                         <w:color w:val="542A12"/>
                         <w:sz w:val="14"/>
                         <w:szCs w:val="14"/>
@@ -1144,7 +1144,7 @@
                     </w:r>
                     <w:r>
                       <w:rPr>
-                        <w:rFonts w:ascii="Readex Pro Light" w:hAnsi="Readex Pro Light" w:cs="Readex Pro Light"/>
+                        <w:rFonts w:ascii="Tahoma" w:hAnsi="Tahoma" w:cs="Tahoma"/>
                         <w:color w:val="542A12"/>
                         <w:sz w:val="14"/>
                         <w:szCs w:val="14"/>
@@ -1153,7 +1153,7 @@
                     </w:r>
                     <w:r>
                       <w:rPr>
-                        <w:rFonts w:ascii="Readex Pro Light" w:hAnsi="Readex Pro Light" w:cs="Readex Pro Light"/>
+                        <w:rFonts w:ascii="Tahoma" w:hAnsi="Tahoma" w:cs="Tahoma"/>
                         <w:color w:val="542A12"/>
                         <w:sz w:val="14"/>
                         <w:szCs w:val="14"/>
@@ -1170,7 +1170,7 @@
     </w:r>
     <w:r>
       <w:rPr>
-        <w:rFonts w:ascii="Arial" w:hAnsi="Arial" w:cs="Arial"/>
+        <w:rFonts w:ascii="Tahoma" w:hAnsi="Tahoma" w:cs="Tahoma"/>
         <w:noProof/>
         <w:sz w:val="20"/>
         <w:szCs w:val="20"/>
@@ -1233,7 +1233,7 @@
     </w:r>
     <w:r>
       <w:rPr>
-        <w:rFonts w:ascii="Readex Pro Medium" w:hAnsi="Readex Pro Medium" w:cs="Readex Pro Medium"/>
+        <w:rFonts w:ascii="Tahoma" w:hAnsi="Tahoma" w:cs="Tahoma"/>
         <w:sz w:val="40"/>
         <w:szCs w:val="40"/>
       </w:rPr>
@@ -1245,7 +1245,7 @@
       <w:pStyle w:val="Header"/>
       <w:jc w:val="center"/>
       <w:rPr>
-        <w:rFonts w:ascii="Readex Pro Medium" w:hAnsi="Readex Pro Medium" w:cs="Readex Pro Medium"/>
+        <w:rFonts w:ascii="Tahoma" w:hAnsi="Tahoma" w:cs="Tahoma"/>
         <w:sz w:val="40"/>
         <w:szCs w:val="40"/>
       </w:rPr>
@@ -1398,7 +1398,7 @@
         <w:kern w:val="2"/>
         <w:sz w:val="24"/>
         <w:szCs w:val="24"/>
-        <w:lang w:val="en-US" w:eastAsia="en-US" w:bidi="ar-SA"/>
+        <w:lang w:val="en-US" w:eastAsia="Tahoma" w:bidi="ar-SA"/>
         <w14:ligatures w14:val="standardContextual"/>
       </w:rPr>
     </w:rPrDefault>
@@ -1794,9 +1794,9 @@
       <w:spacing w:after="0" w:line="240" w:lineRule="auto"/>
     </w:pPr>
     <w:rPr>
-      <w:rFonts w:ascii="Times New Roman" w:eastAsia="Times New Roman" w:hAnsi="Times New Roman" w:cs="Times New Roman"/>
+      <w:rFonts w:ascii="Tahoma" w:eastAsia="Tahoma" w:hAnsi="Tahoma" w:cs="Tahoma"/>
       <w:kern w:val="0"/>
-      <w:lang w:val="en-GB" w:eastAsia="en-GB"/>
+      <w:lang w:val="en-GB" w:eastAsia="Tahoma"/>
       <w14:ligatures w14:val="none"/>
     </w:rPr>
   </w:style>
@@ -2377,9 +2377,9 @@
     <w:uiPriority w:val="99"/>
     <w:rsid w:val="000239A5"/>
     <w:rPr>
-      <w:rFonts w:ascii="Times New Roman" w:eastAsia="Times New Roman" w:hAnsi="Times New Roman" w:cs="Times New Roman"/>
+      <w:rFonts w:ascii="Tahoma" w:eastAsia="Tahoma" w:hAnsi="Tahoma" w:cs="Tahoma"/>
       <w:kern w:val="0"/>
-      <w:lang w:val="en-GB" w:eastAsia="en-GB"/>
+      <w:lang w:val="en-GB" w:eastAsia="Tahoma"/>
       <w14:ligatures w14:val="none"/>
     </w:rPr>
   </w:style>
@@ -2404,9 +2404,9 @@
     <w:uiPriority w:val="99"/>
     <w:rsid w:val="000239A5"/>
     <w:rPr>
-      <w:rFonts w:ascii="Times New Roman" w:eastAsia="Times New Roman" w:hAnsi="Times New Roman" w:cs="Times New Roman"/>
+      <w:rFonts w:ascii="Tahoma" w:eastAsia="Tahoma" w:hAnsi="Tahoma" w:cs="Tahoma"/>
       <w:kern w:val="0"/>
-      <w:lang w:val="en-GB" w:eastAsia="en-GB"/>
+      <w:lang w:val="en-GB" w:eastAsia="Tahoma"/>
       <w14:ligatures w14:val="none"/>
     </w:rPr>
   </w:style>
@@ -2456,7 +2456,7 @@
     </a:clrScheme>
     <a:fontScheme name="Office">
       <a:majorFont>
-        <a:latin typeface="Aptos Display" panose="02110004020202020204"/>
+        <a:latin typeface="Tahoma" panose="02110004020202020204"/>
         <a:ea typeface=""/>
         <a:cs typeface=""/>
         <a:font script="Jpan" typeface="游ゴシック Light"/>
@@ -2508,7 +2508,7 @@
         <a:font script="Tfng" typeface="Ebrima"/>
       </a:majorFont>
       <a:minorFont>
-        <a:latin typeface="Aptos" panose="02110004020202020204"/>
+        <a:latin typeface="Tahoma" panose="02110004020202020204"/>
         <a:ea typeface=""/>
         <a:cs typeface=""/>
         <a:font script="Jpan" typeface="游明朝"/>
